--- a/LDA_对外话术手册_客户侧与Foundry侧_2026-09-09.docx
+++ b/LDA_对外话术手册_客户侧与Foundry侧_2026-09-09.docx
@@ -77,6 +77,146 @@
           <w:sz w:val="17"/>
         </w:rPr>
         <w:t>。</w:t>
+      </w:r>
+    </w:p>
+    <w:p>
+      <w:pPr>
+        <w:spacing w:after="20"/>
+      </w:pPr>
+      <w:r>
+        <w:rPr>
+          <w:rFonts w:ascii="Microsoft YaHei" w:hAnsi="Microsoft YaHei" w:eastAsia="Microsoft YaHei"/>
+          <w:b w:val="0"/>
+          <w:color w:val="555555"/>
+          <w:sz w:val="17"/>
+        </w:rPr>
+        <w:t xml:space="preserve">⚠️ </w:t>
+      </w:r>
+      <w:r>
+        <w:rPr>
+          <w:rFonts w:ascii="Microsoft YaHei" w:hAnsi="Microsoft YaHei" w:eastAsia="Microsoft YaHei"/>
+          <w:b/>
+          <w:color w:val="555555"/>
+          <w:sz w:val="17"/>
+        </w:rPr>
+        <w:t>版本注记（2026-09-16）</w:t>
+      </w:r>
+      <w:r>
+        <w:rPr>
+          <w:rFonts w:ascii="Microsoft YaHei" w:hAnsi="Microsoft YaHei" w:eastAsia="Microsoft YaHei"/>
+          <w:b w:val="0"/>
+          <w:color w:val="555555"/>
+          <w:sz w:val="17"/>
+        </w:rPr>
+        <w:t xml:space="preserve">：本册成稿于 </w:t>
+      </w:r>
+      <w:r>
+        <w:rPr>
+          <w:rFonts w:ascii="Microsoft YaHei" w:hAnsi="Microsoft YaHei" w:eastAsia="Microsoft YaHei"/>
+          <w:b/>
+          <w:color w:val="555555"/>
+          <w:sz w:val="17"/>
+        </w:rPr>
+        <w:t>v0.9.63（2026-09-09）</w:t>
+      </w:r>
+      <w:r>
+        <w:rPr>
+          <w:rFonts w:ascii="Microsoft YaHei" w:hAnsi="Microsoft YaHei" w:eastAsia="Microsoft YaHei"/>
+          <w:b w:val="0"/>
+          <w:color w:val="555555"/>
+          <w:sz w:val="17"/>
+        </w:rPr>
+        <w:t>，下文数字弹药（「52 道锚 / 26 严格独立 / 25 自证桩 / CI core 141」）为</w:t>
+      </w:r>
+      <w:r>
+        <w:rPr>
+          <w:rFonts w:ascii="Microsoft YaHei" w:hAnsi="Microsoft YaHei" w:eastAsia="Microsoft YaHei"/>
+          <w:b/>
+          <w:color w:val="555555"/>
+          <w:sz w:val="17"/>
+        </w:rPr>
+        <w:t>成稿时快照</w:t>
+      </w:r>
+      <w:r>
+        <w:rPr>
+          <w:rFonts w:ascii="Microsoft YaHei" w:hAnsi="Microsoft YaHei" w:eastAsia="Microsoft YaHei"/>
+          <w:b w:val="0"/>
+          <w:color w:val="555555"/>
+          <w:sz w:val="17"/>
+        </w:rPr>
+        <w:t xml:space="preserve">。 </w:t>
+      </w:r>
+      <w:r>
+        <w:rPr>
+          <w:rFonts w:ascii="Microsoft YaHei" w:hAnsi="Microsoft YaHei" w:eastAsia="Microsoft YaHei"/>
+          <w:b/>
+          <w:color w:val="555555"/>
+          <w:sz w:val="17"/>
+        </w:rPr>
+        <w:t>当前权威口径（v0.9.83 · 2026-09-16）</w:t>
+      </w:r>
+      <w:r>
+        <w:rPr>
+          <w:rFonts w:ascii="Microsoft YaHei" w:hAnsi="Microsoft YaHei" w:eastAsia="Microsoft YaHei"/>
+          <w:b w:val="0"/>
+          <w:color w:val="555555"/>
+          <w:sz w:val="17"/>
+        </w:rPr>
+        <w:t>：</w:t>
+      </w:r>
+      <w:r>
+        <w:rPr>
+          <w:rFonts w:ascii="Microsoft YaHei" w:hAnsi="Microsoft YaHei" w:eastAsia="Microsoft YaHei"/>
+          <w:b/>
+          <w:color w:val="555555"/>
+          <w:sz w:val="17"/>
+        </w:rPr>
+        <w:t>84 道锚 · 严格独立 63 · 降级量级参考 3 · 自证桩 18 · 独立率 75.0%</w:t>
+      </w:r>
+      <w:r>
+        <w:rPr>
+          <w:rFonts w:ascii="Microsoft YaHei" w:hAnsi="Microsoft YaHei" w:eastAsia="Microsoft YaHei"/>
+          <w:b w:val="0"/>
+          <w:color w:val="555555"/>
+          <w:sz w:val="17"/>
+        </w:rPr>
+        <w:t xml:space="preserve"> · CI core </w:t>
+      </w:r>
+      <w:r>
+        <w:rPr>
+          <w:rFonts w:ascii="Microsoft YaHei" w:hAnsi="Microsoft YaHei" w:eastAsia="Microsoft YaHei"/>
+          <w:b/>
+          <w:color w:val="555555"/>
+          <w:sz w:val="17"/>
+        </w:rPr>
+        <w:t>178</w:t>
+      </w:r>
+      <w:r>
+        <w:rPr>
+          <w:rFonts w:ascii="Microsoft YaHei" w:hAnsi="Microsoft YaHei" w:eastAsia="Microsoft YaHei"/>
+          <w:b w:val="0"/>
+          <w:color w:val="555555"/>
+          <w:sz w:val="17"/>
+        </w:rPr>
+        <w:t xml:space="preserve"> 条 · 22 引擎 + 11 包 = 33 类端到端。 对外引用</w:t>
+      </w:r>
+      <w:r>
+        <w:rPr>
+          <w:rFonts w:ascii="Microsoft YaHei" w:hAnsi="Microsoft YaHei" w:eastAsia="Microsoft YaHei"/>
+          <w:b/>
+          <w:color w:val="555555"/>
+          <w:sz w:val="17"/>
+        </w:rPr>
+        <w:t>一律以 `README.md` 顶行「当前账本」与无鉴权端点 `/api/verification_ledger` 为准</w:t>
+      </w:r>
+      <w:r>
+        <w:rPr>
+          <w:rFonts w:ascii="Microsoft YaHei" w:hAnsi="Microsoft YaHei" w:eastAsia="Microsoft YaHei"/>
+          <w:b w:val="0"/>
+          <w:color w:val="555555"/>
+          <w:sz w:val="17"/>
+        </w:rPr>
+        <w:t>（本注记不替代现场核对）。</w:t>
       </w:r>
     </w:p>
     <w:p>
